--- a/Documentation & Figma/Documentation_2902593535.docx
+++ b/Documentation & Figma/Documentation_2902593535.docx
@@ -128,6 +128,9 @@
         <w:br/>
       </w:r>
       <w:r>
+        <w:rPr>
+          <w:noProof/>
+        </w:rPr>
         <w:drawing>
           <wp:inline distT="0" distB="0" distL="0" distR="0" wp14:anchorId="61530056" wp14:editId="6C6EB87A">
             <wp:extent cx="5731510" cy="276860"/>
@@ -235,6 +238,9 @@
         <w:br/>
       </w:r>
       <w:r>
+        <w:rPr>
+          <w:noProof/>
+        </w:rPr>
         <w:drawing>
           <wp:inline distT="0" distB="0" distL="0" distR="0" wp14:anchorId="17BC897F" wp14:editId="57BA4DBF">
             <wp:extent cx="5731510" cy="1277620"/>
@@ -382,6 +388,9 @@
         </w:numPr>
       </w:pPr>
       <w:r>
+        <w:rPr>
+          <w:noProof/>
+        </w:rPr>
         <w:lastRenderedPageBreak/>
         <w:drawing>
           <wp:anchor distT="0" distB="0" distL="114300" distR="114300" simplePos="0" relativeHeight="251659264" behindDoc="0" locked="0" layoutInCell="1" allowOverlap="1" wp14:anchorId="232E2AAA" wp14:editId="194A7C83">
@@ -613,6 +622,9 @@
         </w:numPr>
       </w:pPr>
       <w:r>
+        <w:rPr>
+          <w:noProof/>
+        </w:rPr>
         <w:drawing>
           <wp:anchor distT="0" distB="0" distL="114300" distR="114300" simplePos="0" relativeHeight="251658240" behindDoc="1" locked="0" layoutInCell="1" allowOverlap="1" wp14:anchorId="7A76A8F0" wp14:editId="220DEC89">
             <wp:simplePos x="0" y="0"/>
@@ -742,6 +754,9 @@
         </w:numPr>
       </w:pPr>
       <w:r>
+        <w:rPr>
+          <w:noProof/>
+        </w:rPr>
         <w:drawing>
           <wp:anchor distT="0" distB="0" distL="114300" distR="114300" simplePos="0" relativeHeight="251660288" behindDoc="0" locked="0" layoutInCell="1" allowOverlap="1" wp14:anchorId="4C95902B" wp14:editId="5618382E">
             <wp:simplePos x="0" y="0"/>
@@ -879,6 +894,9 @@
         <w:br/>
       </w:r>
       <w:r>
+        <w:rPr>
+          <w:noProof/>
+        </w:rPr>
         <w:drawing>
           <wp:anchor distT="0" distB="0" distL="114300" distR="114300" simplePos="0" relativeHeight="251661312" behindDoc="0" locked="0" layoutInCell="1" allowOverlap="1" wp14:anchorId="51A7D561" wp14:editId="62C51659">
             <wp:simplePos x="0" y="0"/>
@@ -1012,6 +1030,9 @@
         </w:numPr>
       </w:pPr>
       <w:r>
+        <w:rPr>
+          <w:noProof/>
+        </w:rPr>
         <w:lastRenderedPageBreak/>
         <w:drawing>
           <wp:anchor distT="0" distB="0" distL="114300" distR="114300" simplePos="0" relativeHeight="251662336" behindDoc="0" locked="0" layoutInCell="1" allowOverlap="1" wp14:anchorId="087081E2" wp14:editId="474678C3">
@@ -1143,6 +1164,9 @@
         <w:br/>
       </w:r>
       <w:r>
+        <w:rPr>
+          <w:noProof/>
+        </w:rPr>
         <w:drawing>
           <wp:anchor distT="0" distB="0" distL="114300" distR="114300" simplePos="0" relativeHeight="251663360" behindDoc="0" locked="0" layoutInCell="1" allowOverlap="1" wp14:anchorId="17A5E49B" wp14:editId="34A58EB9">
             <wp:simplePos x="0" y="0"/>
@@ -1259,6 +1283,9 @@
         <w:br/>
       </w:r>
       <w:r>
+        <w:rPr>
+          <w:noProof/>
+        </w:rPr>
         <w:drawing>
           <wp:anchor distT="0" distB="0" distL="114300" distR="114300" simplePos="0" relativeHeight="251664384" behindDoc="0" locked="0" layoutInCell="1" allowOverlap="1" wp14:anchorId="607BE038" wp14:editId="2AE8286F">
             <wp:simplePos x="0" y="0"/>
@@ -1360,6 +1387,9 @@
         <w:br/>
       </w:r>
       <w:r>
+        <w:rPr>
+          <w:noProof/>
+        </w:rPr>
         <w:drawing>
           <wp:inline distT="0" distB="0" distL="0" distR="0" wp14:anchorId="1F74324E" wp14:editId="4E20A19C">
             <wp:extent cx="5731510" cy="3169920"/>
@@ -1598,6 +1628,28 @@
             <w:rStyle w:val="Hyperlink"/>
           </w:rPr>
           <w:t>https://www.figma.com/design/Pe9RYNz56qnfKYaRAtxkgs/Figma_2902593535?node-id=0-1&amp;p=f&amp;t=GYMdAQgQJrqBWU1u-0</w:t>
+        </w:r>
+      </w:hyperlink>
+      <w:r>
+        <w:t xml:space="preserve"> </w:t>
+      </w:r>
+      <w:r>
+        <w:br/>
+      </w:r>
+      <w:proofErr w:type="spellStart"/>
+      <w:r>
+        <w:t>GithubPage</w:t>
+      </w:r>
+      <w:proofErr w:type="spellEnd"/>
+      <w:r>
+        <w:t xml:space="preserve">: </w:t>
+      </w:r>
+      <w:hyperlink r:id="rId18" w:history="1">
+        <w:r>
+          <w:rPr>
+            <w:rStyle w:val="Hyperlink"/>
+          </w:rPr>
+          <w:t>https://dododabird.github.io/DreamyWebsite/</w:t>
         </w:r>
       </w:hyperlink>
       <w:r>

--- a/Documentation & Figma/Documentation_2902593535.docx
+++ b/Documentation & Figma/Documentation_2902593535.docx
@@ -4,13 +4,8 @@
   <w:body>
     <w:p>
       <w:r>
-        <w:t xml:space="preserve">Nama: Orlando Diamond </w:t>
-      </w:r>
-      <w:proofErr w:type="spellStart"/>
-      <w:r>
-        <w:t>prasetyo</w:t>
-      </w:r>
-      <w:proofErr w:type="spellEnd"/>
+        <w:t>Nama: Orlando Diamond prasetyo</w:t>
+      </w:r>
       <w:r>
         <w:br/>
         <w:t>NIM    : 2902593535</w:t>
@@ -18,94 +13,18 @@
     </w:p>
     <w:p>
       <w:r>
-        <w:t xml:space="preserve">Jurusan : </w:t>
-      </w:r>
-      <w:proofErr w:type="spellStart"/>
-      <w:r>
-        <w:t>Computer</w:t>
-      </w:r>
-      <w:proofErr w:type="spellEnd"/>
-      <w:r>
-        <w:t xml:space="preserve"> </w:t>
-      </w:r>
-      <w:proofErr w:type="spellStart"/>
-      <w:r>
-        <w:t>Science</w:t>
-      </w:r>
-      <w:proofErr w:type="spellEnd"/>
+        <w:t>Jurusan : Computer Science</w:t>
+      </w:r>
     </w:p>
     <w:p/>
     <w:p>
-      <w:proofErr w:type="spellStart"/>
-      <w:r>
-        <w:t>Documentation</w:t>
-      </w:r>
-      <w:proofErr w:type="spellEnd"/>
-      <w:r>
-        <w:t xml:space="preserve"> </w:t>
-      </w:r>
-      <w:proofErr w:type="spellStart"/>
-      <w:r>
-        <w:t>Of</w:t>
-      </w:r>
-      <w:proofErr w:type="spellEnd"/>
-      <w:r>
-        <w:t xml:space="preserve"> ALAMAK MALL </w:t>
-      </w:r>
-      <w:proofErr w:type="spellStart"/>
-      <w:r>
-        <w:t>Website</w:t>
-      </w:r>
-      <w:proofErr w:type="spellEnd"/>
-    </w:p>
-    <w:p>
-      <w:proofErr w:type="spellStart"/>
-      <w:r>
-        <w:t>Primary</w:t>
-      </w:r>
-      <w:proofErr w:type="spellEnd"/>
-      <w:r>
-        <w:t xml:space="preserve"> </w:t>
-      </w:r>
-      <w:proofErr w:type="spellStart"/>
-      <w:r>
-        <w:t>Color</w:t>
-      </w:r>
-      <w:proofErr w:type="spellEnd"/>
-      <w:r>
-        <w:t xml:space="preserve"> </w:t>
-      </w:r>
-      <w:proofErr w:type="spellStart"/>
-      <w:r>
-        <w:t>nya</w:t>
-      </w:r>
-      <w:proofErr w:type="spellEnd"/>
-      <w:r>
-        <w:t xml:space="preserve"> </w:t>
-      </w:r>
-      <w:proofErr w:type="spellStart"/>
-      <w:r>
-        <w:t>white</w:t>
-      </w:r>
-      <w:proofErr w:type="spellEnd"/>
-      <w:r>
-        <w:t xml:space="preserve">, </w:t>
-      </w:r>
-      <w:proofErr w:type="spellStart"/>
-      <w:r>
-        <w:t>navy</w:t>
-      </w:r>
-      <w:proofErr w:type="spellEnd"/>
-      <w:r>
-        <w:t xml:space="preserve"> </w:t>
-      </w:r>
-      <w:proofErr w:type="spellStart"/>
-      <w:r>
-        <w:t>blue</w:t>
-      </w:r>
-      <w:proofErr w:type="spellEnd"/>
-      <w:r>
-        <w:t xml:space="preserve"> dan hitam</w:t>
+      <w:r>
+        <w:t>Documentation Of ALAMAK MALL Website</w:t>
+      </w:r>
+    </w:p>
+    <w:p>
+      <w:r>
+        <w:t>Primary Color nya white, navy blue dan hitam</w:t>
       </w:r>
       <w:r>
         <w:br/>
@@ -119,11 +38,9 @@
           <w:numId w:val="1"/>
         </w:numPr>
       </w:pPr>
-      <w:proofErr w:type="spellStart"/>
       <w:r>
         <w:t>Header</w:t>
       </w:r>
-      <w:proofErr w:type="spellEnd"/>
       <w:r>
         <w:br/>
       </w:r>
@@ -132,10 +49,10 @@
           <w:noProof/>
         </w:rPr>
         <w:drawing>
-          <wp:inline distT="0" distB="0" distL="0" distR="0" wp14:anchorId="61530056" wp14:editId="6C6EB87A">
-            <wp:extent cx="5731510" cy="276860"/>
-            <wp:effectExtent l="0" t="0" r="2540" b="8890"/>
-            <wp:docPr id="1430867377" name="Picture 1"/>
+          <wp:inline distT="0" distB="0" distL="0" distR="0" wp14:anchorId="1BEACDC8" wp14:editId="37A672D7">
+            <wp:extent cx="5731510" cy="258445"/>
+            <wp:effectExtent l="0" t="0" r="2540" b="8255"/>
+            <wp:docPr id="113666753" name="Picture 1"/>
             <wp:cNvGraphicFramePr>
               <a:graphicFrameLocks xmlns:a="http://schemas.openxmlformats.org/drawingml/2006/main" noChangeAspect="1"/>
             </wp:cNvGraphicFramePr>
@@ -143,7 +60,7 @@
               <a:graphicData uri="http://schemas.openxmlformats.org/drawingml/2006/picture">
                 <pic:pic xmlns:pic="http://schemas.openxmlformats.org/drawingml/2006/picture">
                   <pic:nvPicPr>
-                    <pic:cNvPr id="1430867377" name=""/>
+                    <pic:cNvPr id="113666753" name=""/>
                     <pic:cNvPicPr/>
                   </pic:nvPicPr>
                   <pic:blipFill>
@@ -155,7 +72,7 @@
                   <pic:spPr>
                     <a:xfrm>
                       <a:off x="0" y="0"/>
-                      <a:ext cx="5731510" cy="276860"/>
+                      <a:ext cx="5731510" cy="258445"/>
                     </a:xfrm>
                     <a:prstGeom prst="rect">
                       <a:avLst/>
@@ -172,53 +89,8 @@
       <w:pPr>
         <w:ind w:left="360"/>
       </w:pPr>
-      <w:proofErr w:type="spellStart"/>
-      <w:r>
-        <w:t>Header</w:t>
-      </w:r>
-      <w:proofErr w:type="spellEnd"/>
-      <w:r>
-        <w:t xml:space="preserve"> yang saya buat sangat </w:t>
-      </w:r>
-      <w:proofErr w:type="spellStart"/>
-      <w:r>
-        <w:t>basic</w:t>
-      </w:r>
-      <w:proofErr w:type="spellEnd"/>
-      <w:r>
-        <w:t xml:space="preserve">, hanya </w:t>
-      </w:r>
-      <w:proofErr w:type="spellStart"/>
-      <w:r>
-        <w:t>navigation</w:t>
-      </w:r>
-      <w:proofErr w:type="spellEnd"/>
-      <w:r>
-        <w:t xml:space="preserve"> bar biasa. Ada beberapa User </w:t>
-      </w:r>
-      <w:proofErr w:type="spellStart"/>
-      <w:r>
-        <w:t>interaction</w:t>
-      </w:r>
-      <w:proofErr w:type="spellEnd"/>
-      <w:r>
-        <w:t xml:space="preserve"> yang saya tambahkan supaya cantik, seperti ganti warna ketika mouse </w:t>
-      </w:r>
-      <w:proofErr w:type="spellStart"/>
-      <w:r>
-        <w:t>nya</w:t>
-      </w:r>
-      <w:proofErr w:type="spellEnd"/>
-      <w:r>
-        <w:t xml:space="preserve"> di </w:t>
-      </w:r>
-      <w:proofErr w:type="spellStart"/>
-      <w:r>
-        <w:t>hover</w:t>
-      </w:r>
-      <w:proofErr w:type="spellEnd"/>
-      <w:r>
-        <w:t xml:space="preserve">. </w:t>
+      <w:r>
+        <w:t xml:space="preserve">Header yang saya buat sangat basic, hanya navigation bar biasa. Ada beberapa User interaction yang saya tambahkan supaya cantik, seperti ganti warna ketika mouse nya di hover. </w:t>
       </w:r>
     </w:p>
     <w:p>
@@ -229,11 +101,9 @@
           <w:numId w:val="1"/>
         </w:numPr>
       </w:pPr>
-      <w:proofErr w:type="spellStart"/>
       <w:r>
         <w:t>Footer</w:t>
       </w:r>
-      <w:proofErr w:type="spellEnd"/>
       <w:r>
         <w:br/>
       </w:r>
@@ -242,10 +112,10 @@
           <w:noProof/>
         </w:rPr>
         <w:drawing>
-          <wp:inline distT="0" distB="0" distL="0" distR="0" wp14:anchorId="17BC897F" wp14:editId="57BA4DBF">
-            <wp:extent cx="5731510" cy="1277620"/>
+          <wp:inline distT="0" distB="0" distL="0" distR="0" wp14:anchorId="207A2F64" wp14:editId="21864F65">
+            <wp:extent cx="5731510" cy="1333500"/>
             <wp:effectExtent l="0" t="0" r="2540" b="0"/>
-            <wp:docPr id="676315160" name="Picture 1"/>
+            <wp:docPr id="1249755763" name="Picture 1"/>
             <wp:cNvGraphicFramePr>
               <a:graphicFrameLocks xmlns:a="http://schemas.openxmlformats.org/drawingml/2006/main" noChangeAspect="1"/>
             </wp:cNvGraphicFramePr>
@@ -253,7 +123,7 @@
               <a:graphicData uri="http://schemas.openxmlformats.org/drawingml/2006/picture">
                 <pic:pic xmlns:pic="http://schemas.openxmlformats.org/drawingml/2006/picture">
                   <pic:nvPicPr>
-                    <pic:cNvPr id="676315160" name=""/>
+                    <pic:cNvPr id="1249755763" name=""/>
                     <pic:cNvPicPr/>
                   </pic:nvPicPr>
                   <pic:blipFill>
@@ -265,7 +135,7 @@
                   <pic:spPr>
                     <a:xfrm>
                       <a:off x="0" y="0"/>
-                      <a:ext cx="5731510" cy="1277620"/>
+                      <a:ext cx="5731510" cy="1333500"/>
                     </a:xfrm>
                     <a:prstGeom prst="rect">
                       <a:avLst/>
@@ -279,87 +149,10 @@
       </w:r>
       <w:r>
         <w:tab/>
-        <w:t xml:space="preserve">Di </w:t>
-      </w:r>
-      <w:proofErr w:type="spellStart"/>
-      <w:r>
-        <w:t>footer</w:t>
-      </w:r>
-      <w:proofErr w:type="spellEnd"/>
-      <w:r>
-        <w:t xml:space="preserve"> saya juga simple2 saja, ada </w:t>
-      </w:r>
-      <w:proofErr w:type="spellStart"/>
-      <w:r>
-        <w:t>vertical</w:t>
-      </w:r>
-      <w:proofErr w:type="spellEnd"/>
-      <w:r>
-        <w:t xml:space="preserve"> </w:t>
-      </w:r>
-      <w:proofErr w:type="spellStart"/>
-      <w:r>
-        <w:t>section</w:t>
-      </w:r>
-      <w:proofErr w:type="spellEnd"/>
-      <w:r>
-        <w:t xml:space="preserve"> yang saya bikin supaya </w:t>
-      </w:r>
-      <w:proofErr w:type="spellStart"/>
-      <w:r>
-        <w:t>rapih</w:t>
-      </w:r>
-      <w:proofErr w:type="spellEnd"/>
-      <w:r>
-        <w:t xml:space="preserve"> pakai div </w:t>
-      </w:r>
-      <w:proofErr w:type="spellStart"/>
-      <w:r>
-        <w:t>column</w:t>
-      </w:r>
-      <w:proofErr w:type="spellEnd"/>
-      <w:r>
-        <w:t xml:space="preserve">. Di ujung kiri juga ada </w:t>
-      </w:r>
-      <w:proofErr w:type="spellStart"/>
-      <w:r>
-        <w:t>newsletter</w:t>
-      </w:r>
-      <w:proofErr w:type="spellEnd"/>
-      <w:r>
-        <w:t xml:space="preserve">, saya paksa </w:t>
-      </w:r>
-      <w:proofErr w:type="spellStart"/>
-      <w:r>
-        <w:t>input</w:t>
-      </w:r>
-      <w:proofErr w:type="spellEnd"/>
-      <w:r>
-        <w:t xml:space="preserve"> </w:t>
-      </w:r>
-      <w:proofErr w:type="spellStart"/>
-      <w:r>
-        <w:t>nya</w:t>
-      </w:r>
-      <w:proofErr w:type="spellEnd"/>
-      <w:r>
-        <w:t xml:space="preserve"> jadi ke email saja pakai </w:t>
-      </w:r>
-      <w:proofErr w:type="spellStart"/>
-      <w:r>
-        <w:t>input</w:t>
-      </w:r>
-      <w:proofErr w:type="spellEnd"/>
-      <w:r>
-        <w:t xml:space="preserve"> </w:t>
-      </w:r>
-      <w:proofErr w:type="spellStart"/>
-      <w:r>
-        <w:t>type</w:t>
-      </w:r>
-      <w:proofErr w:type="spellEnd"/>
-      <w:r>
-        <w:t xml:space="preserve"> email.</w:t>
+        <w:t xml:space="preserve">Di footer saya juga simple2 saja, ada vertical section yang saya bikin supaya rapih pakai div column. </w:t>
+      </w:r>
+      <w:r>
+        <w:t>Saya bikin simpel saja karena rada males juga nambahin newsletter, menurut saya agak ganggu pula, seperti di bloomberg.</w:t>
       </w:r>
     </w:p>
     <w:p>
@@ -371,13 +164,8 @@
         </w:numPr>
       </w:pPr>
       <w:r>
-        <w:t xml:space="preserve">Landing </w:t>
-      </w:r>
-      <w:proofErr w:type="spellStart"/>
-      <w:r>
-        <w:t>page</w:t>
-      </w:r>
-      <w:proofErr w:type="spellEnd"/>
+        <w:t>Landing page</w:t>
+      </w:r>
     </w:p>
     <w:p>
       <w:pPr>
@@ -391,20 +179,19 @@
         <w:rPr>
           <w:noProof/>
         </w:rPr>
-        <w:lastRenderedPageBreak/>
         <w:drawing>
-          <wp:anchor distT="0" distB="0" distL="114300" distR="114300" simplePos="0" relativeHeight="251659264" behindDoc="0" locked="0" layoutInCell="1" allowOverlap="1" wp14:anchorId="232E2AAA" wp14:editId="194A7C83">
+          <wp:anchor distT="0" distB="0" distL="114300" distR="114300" simplePos="0" relativeHeight="251665408" behindDoc="0" locked="0" layoutInCell="1" allowOverlap="1" wp14:anchorId="60069B4C" wp14:editId="29AE59E5">
             <wp:simplePos x="0" y="0"/>
             <wp:positionH relativeFrom="column">
-              <wp:posOffset>391795</wp:posOffset>
+              <wp:posOffset>238125</wp:posOffset>
             </wp:positionH>
             <wp:positionV relativeFrom="paragraph">
-              <wp:posOffset>267970</wp:posOffset>
+              <wp:posOffset>230505</wp:posOffset>
             </wp:positionV>
-            <wp:extent cx="5731510" cy="3556000"/>
-            <wp:effectExtent l="0" t="0" r="2540" b="6350"/>
+            <wp:extent cx="5731510" cy="2301240"/>
+            <wp:effectExtent l="0" t="0" r="2540" b="3810"/>
             <wp:wrapTopAndBottom/>
-            <wp:docPr id="1919434352" name="Picture 1"/>
+            <wp:docPr id="1786599142" name="Picture 1"/>
             <wp:cNvGraphicFramePr>
               <a:graphicFrameLocks xmlns:a="http://schemas.openxmlformats.org/drawingml/2006/main" noChangeAspect="1"/>
             </wp:cNvGraphicFramePr>
@@ -412,11 +199,11 @@
               <a:graphicData uri="http://schemas.openxmlformats.org/drawingml/2006/picture">
                 <pic:pic xmlns:pic="http://schemas.openxmlformats.org/drawingml/2006/picture">
                   <pic:nvPicPr>
-                    <pic:cNvPr id="1919434352" name=""/>
+                    <pic:cNvPr id="1786599142" name=""/>
                     <pic:cNvPicPr/>
                   </pic:nvPicPr>
                   <pic:blipFill>
-                    <a:blip r:embed="rId9">
+                    <a:blip r:embed="rId9" cstate="print">
                       <a:extLst>
                         <a:ext uri="{28A0092B-C50C-407E-A947-70E740481C1C}">
                           <a14:useLocalDpi xmlns:a14="http://schemas.microsoft.com/office/drawing/2010/main" val="0"/>
@@ -430,7 +217,7 @@
                   <pic:spPr>
                     <a:xfrm>
                       <a:off x="0" y="0"/>
-                      <a:ext cx="5731510" cy="3556000"/>
+                      <a:ext cx="5731510" cy="2301240"/>
                     </a:xfrm>
                     <a:prstGeom prst="rect">
                       <a:avLst/>
@@ -439,12 +226,6 @@
                 </pic:pic>
               </a:graphicData>
             </a:graphic>
-            <wp14:sizeRelH relativeFrom="page">
-              <wp14:pctWidth>0</wp14:pctWidth>
-            </wp14:sizeRelH>
-            <wp14:sizeRelV relativeFrom="page">
-              <wp14:pctHeight>0</wp14:pctHeight>
-            </wp14:sizeRelV>
           </wp:anchor>
         </w:drawing>
       </w:r>
@@ -458,159 +239,8 @@
         <w:ind w:left="1080"/>
       </w:pPr>
       <w:r>
-        <w:t xml:space="preserve">Jadi </w:t>
-      </w:r>
-      <w:proofErr w:type="spellStart"/>
-      <w:r>
-        <w:t>Disini</w:t>
-      </w:r>
-      <w:proofErr w:type="spellEnd"/>
-      <w:r>
-        <w:t xml:space="preserve"> saya bikin pakai </w:t>
-      </w:r>
-      <w:proofErr w:type="spellStart"/>
-      <w:r>
-        <w:t>ai</w:t>
-      </w:r>
-      <w:proofErr w:type="spellEnd"/>
-      <w:r>
-        <w:t xml:space="preserve"> </w:t>
-      </w:r>
-      <w:proofErr w:type="spellStart"/>
-      <w:r>
-        <w:t>generated</w:t>
-      </w:r>
-      <w:proofErr w:type="spellEnd"/>
-      <w:r>
-        <w:t xml:space="preserve"> </w:t>
-      </w:r>
-      <w:proofErr w:type="spellStart"/>
-      <w:r>
-        <w:t>image</w:t>
-      </w:r>
-      <w:proofErr w:type="spellEnd"/>
-      <w:r>
-        <w:t xml:space="preserve">, inti dari </w:t>
-      </w:r>
-      <w:proofErr w:type="spellStart"/>
-      <w:r>
-        <w:t>mall</w:t>
-      </w:r>
-      <w:proofErr w:type="spellEnd"/>
-      <w:r>
-        <w:t xml:space="preserve"> ini adalah sebuah tempat </w:t>
-      </w:r>
-      <w:proofErr w:type="spellStart"/>
-      <w:r>
-        <w:t>dimana</w:t>
-      </w:r>
-      <w:proofErr w:type="spellEnd"/>
-      <w:r>
-        <w:t xml:space="preserve"> anggota </w:t>
-      </w:r>
-      <w:proofErr w:type="spellStart"/>
-      <w:r>
-        <w:t>culture</w:t>
-      </w:r>
-      <w:proofErr w:type="spellEnd"/>
-      <w:r>
-        <w:t xml:space="preserve"> pengikut </w:t>
-      </w:r>
-      <w:proofErr w:type="spellStart"/>
-      <w:r>
-        <w:t>meme</w:t>
-      </w:r>
-      <w:proofErr w:type="spellEnd"/>
-      <w:r>
-        <w:t xml:space="preserve"> JMK 48 bergabung. Semacam </w:t>
-      </w:r>
-      <w:proofErr w:type="spellStart"/>
-      <w:r>
-        <w:t>Fan</w:t>
-      </w:r>
-      <w:proofErr w:type="spellEnd"/>
-      <w:r>
-        <w:t xml:space="preserve"> </w:t>
-      </w:r>
-      <w:proofErr w:type="spellStart"/>
-      <w:r>
-        <w:t>Based</w:t>
-      </w:r>
-      <w:proofErr w:type="spellEnd"/>
-      <w:r>
-        <w:t xml:space="preserve"> </w:t>
-      </w:r>
-      <w:proofErr w:type="spellStart"/>
-      <w:r>
-        <w:t>Mall</w:t>
-      </w:r>
-      <w:proofErr w:type="spellEnd"/>
-      <w:r>
-        <w:t xml:space="preserve">. </w:t>
-      </w:r>
-      <w:proofErr w:type="spellStart"/>
-      <w:r>
-        <w:t>Disini</w:t>
-      </w:r>
-      <w:proofErr w:type="spellEnd"/>
-      <w:r>
-        <w:t xml:space="preserve"> saya meletakan </w:t>
-      </w:r>
-      <w:proofErr w:type="spellStart"/>
-      <w:r>
-        <w:t>emphasis</w:t>
-      </w:r>
-      <w:proofErr w:type="spellEnd"/>
-      <w:r>
-        <w:t xml:space="preserve"> ke </w:t>
-      </w:r>
-      <w:proofErr w:type="spellStart"/>
-      <w:r>
-        <w:t>title</w:t>
-      </w:r>
-      <w:proofErr w:type="spellEnd"/>
-      <w:r>
-        <w:t xml:space="preserve"> </w:t>
-      </w:r>
-      <w:proofErr w:type="spellStart"/>
-      <w:r>
-        <w:t>mall</w:t>
-      </w:r>
-      <w:proofErr w:type="spellEnd"/>
-      <w:r>
-        <w:t xml:space="preserve"> </w:t>
-      </w:r>
-      <w:proofErr w:type="spellStart"/>
-      <w:r>
-        <w:t>nya</w:t>
-      </w:r>
-      <w:proofErr w:type="spellEnd"/>
-      <w:r>
-        <w:t xml:space="preserve"> dan bentukan </w:t>
-      </w:r>
-      <w:proofErr w:type="spellStart"/>
-      <w:r>
-        <w:t>mall</w:t>
-      </w:r>
-      <w:proofErr w:type="spellEnd"/>
-      <w:r>
-        <w:t xml:space="preserve"> </w:t>
-      </w:r>
-      <w:proofErr w:type="spellStart"/>
-      <w:r>
-        <w:t>nya</w:t>
-      </w:r>
-      <w:proofErr w:type="spellEnd"/>
-      <w:r>
-        <w:t xml:space="preserve">. Orang yang ada di </w:t>
-      </w:r>
-      <w:proofErr w:type="spellStart"/>
-      <w:r>
-        <w:t>background</w:t>
-      </w:r>
-      <w:proofErr w:type="spellEnd"/>
-      <w:r>
-        <w:t xml:space="preserve"> bertindak sebagai penyampai emosional saja.</w:t>
+        <w:lastRenderedPageBreak/>
+        <w:t>TAMAN ANGGREK, aku mgenggelapkan background supaya enak dilihat, font segala macem saya minta cari yang enak dari website-website designing website</w:t>
       </w:r>
     </w:p>
     <w:p>
@@ -620,24 +250,34 @@
           <w:ilvl w:val="1"/>
           <w:numId w:val="1"/>
         </w:numPr>
-      </w:pPr>
+        <w:ind w:left="1440"/>
+      </w:pPr>
+      <w:r>
+        <w:t xml:space="preserve">Segmen </w:t>
+      </w:r>
+      <w:r>
+        <w:t>dialog AI awoawokakwo</w:t>
+      </w:r>
+      <w:r>
+        <w:br/>
+      </w:r>
       <w:r>
         <w:rPr>
           <w:noProof/>
         </w:rPr>
         <w:drawing>
-          <wp:anchor distT="0" distB="0" distL="114300" distR="114300" simplePos="0" relativeHeight="251658240" behindDoc="1" locked="0" layoutInCell="1" allowOverlap="1" wp14:anchorId="7A76A8F0" wp14:editId="220DEC89">
+          <wp:anchor distT="0" distB="0" distL="114300" distR="114300" simplePos="0" relativeHeight="251666432" behindDoc="0" locked="0" layoutInCell="1" allowOverlap="1" wp14:anchorId="614CA5BF" wp14:editId="571DB4CF">
             <wp:simplePos x="0" y="0"/>
             <wp:positionH relativeFrom="column">
-              <wp:posOffset>433886</wp:posOffset>
+              <wp:posOffset>911860</wp:posOffset>
             </wp:positionH>
             <wp:positionV relativeFrom="paragraph">
-              <wp:posOffset>234134</wp:posOffset>
+              <wp:posOffset>210820</wp:posOffset>
             </wp:positionV>
-            <wp:extent cx="5731510" cy="3423920"/>
-            <wp:effectExtent l="0" t="0" r="2540" b="5080"/>
+            <wp:extent cx="5731510" cy="2181860"/>
+            <wp:effectExtent l="0" t="0" r="2540" b="8890"/>
             <wp:wrapTopAndBottom/>
-            <wp:docPr id="230181452" name="Picture 1"/>
+            <wp:docPr id="1225870875" name="Picture 1"/>
             <wp:cNvGraphicFramePr>
               <a:graphicFrameLocks xmlns:a="http://schemas.openxmlformats.org/drawingml/2006/main" noChangeAspect="1"/>
             </wp:cNvGraphicFramePr>
@@ -645,11 +285,11 @@
               <a:graphicData uri="http://schemas.openxmlformats.org/drawingml/2006/picture">
                 <pic:pic xmlns:pic="http://schemas.openxmlformats.org/drawingml/2006/picture">
                   <pic:nvPicPr>
-                    <pic:cNvPr id="230181452" name=""/>
+                    <pic:cNvPr id="1225870875" name=""/>
                     <pic:cNvPicPr/>
                   </pic:nvPicPr>
                   <pic:blipFill>
-                    <a:blip r:embed="rId10">
+                    <a:blip r:embed="rId10" cstate="print">
                       <a:extLst>
                         <a:ext uri="{28A0092B-C50C-407E-A947-70E740481C1C}">
                           <a14:useLocalDpi xmlns:a14="http://schemas.microsoft.com/office/drawing/2010/main" val="0"/>
@@ -663,7 +303,7 @@
                   <pic:spPr>
                     <a:xfrm>
                       <a:off x="0" y="0"/>
-                      <a:ext cx="5731510" cy="3423920"/>
+                      <a:ext cx="5731510" cy="2181860"/>
                     </a:xfrm>
                     <a:prstGeom prst="rect">
                       <a:avLst/>
@@ -675,74 +315,13 @@
           </wp:anchor>
         </w:drawing>
       </w:r>
-      <w:r>
-        <w:t>Segmen cari Toko</w:t>
-      </w:r>
-    </w:p>
-    <w:p>
-      <w:pPr>
-        <w:pStyle w:val="ListParagraph"/>
-        <w:ind w:left="1440"/>
-      </w:pPr>
-      <w:r>
-        <w:lastRenderedPageBreak/>
-        <w:t xml:space="preserve">Di bagian ini saya menggunakan bantuan </w:t>
-      </w:r>
-      <w:proofErr w:type="spellStart"/>
-      <w:r>
-        <w:t>ai</w:t>
-      </w:r>
-      <w:proofErr w:type="spellEnd"/>
-      <w:r>
-        <w:t xml:space="preserve"> untuk mencari tahu cara menyusun toko-toko yang ada di </w:t>
-      </w:r>
-      <w:proofErr w:type="spellStart"/>
-      <w:r>
-        <w:t>mall</w:t>
-      </w:r>
-      <w:proofErr w:type="spellEnd"/>
-      <w:r>
-        <w:t xml:space="preserve"> fantasi ALAMAK ini, akhirnya saya pakai div yang disusun menjadi </w:t>
-      </w:r>
-      <w:proofErr w:type="spellStart"/>
-      <w:r>
-        <w:t>grid</w:t>
-      </w:r>
-      <w:proofErr w:type="spellEnd"/>
-      <w:r>
-        <w:t xml:space="preserve"> dengan margin </w:t>
-      </w:r>
-      <w:proofErr w:type="spellStart"/>
-      <w:r>
-        <w:t>margin</w:t>
-      </w:r>
-      <w:proofErr w:type="spellEnd"/>
-      <w:r>
-        <w:t xml:space="preserve"> di sekitarnya sebagai “</w:t>
-      </w:r>
-      <w:proofErr w:type="spellStart"/>
-      <w:r>
-        <w:t>Space</w:t>
-      </w:r>
-      <w:proofErr w:type="spellEnd"/>
-      <w:r>
-        <w:t xml:space="preserve"> </w:t>
-      </w:r>
-      <w:proofErr w:type="spellStart"/>
-      <w:r>
-        <w:t>Block</w:t>
-      </w:r>
-      <w:proofErr w:type="spellEnd"/>
-      <w:r>
-        <w:t xml:space="preserve">” istilahnya dalam </w:t>
-      </w:r>
-      <w:proofErr w:type="spellStart"/>
-      <w:r>
-        <w:t>flutter</w:t>
-      </w:r>
-      <w:proofErr w:type="spellEnd"/>
-      <w:r>
-        <w:t>.</w:t>
+    </w:p>
+    <w:p>
+      <w:pPr>
+        <w:ind w:left="720" w:firstLine="360"/>
+      </w:pPr>
+      <w:r>
+        <w:t>Pakai Section div horizontal-vertikal supaya enak di setting nya</w:t>
       </w:r>
     </w:p>
     <w:p>
@@ -758,18 +337,18 @@
           <w:noProof/>
         </w:rPr>
         <w:drawing>
-          <wp:anchor distT="0" distB="0" distL="114300" distR="114300" simplePos="0" relativeHeight="251660288" behindDoc="0" locked="0" layoutInCell="1" allowOverlap="1" wp14:anchorId="4C95902B" wp14:editId="5618382E">
+          <wp:anchor distT="0" distB="0" distL="114300" distR="114300" simplePos="0" relativeHeight="251667456" behindDoc="0" locked="0" layoutInCell="1" allowOverlap="1" wp14:anchorId="0BC8FE7A" wp14:editId="42F549D1">
             <wp:simplePos x="0" y="0"/>
             <wp:positionH relativeFrom="column">
-              <wp:posOffset>685800</wp:posOffset>
+              <wp:posOffset>628650</wp:posOffset>
             </wp:positionH>
             <wp:positionV relativeFrom="paragraph">
-              <wp:posOffset>325301</wp:posOffset>
+              <wp:posOffset>243205</wp:posOffset>
             </wp:positionV>
-            <wp:extent cx="5731510" cy="2569210"/>
-            <wp:effectExtent l="0" t="0" r="2540" b="2540"/>
+            <wp:extent cx="5731510" cy="1231265"/>
+            <wp:effectExtent l="0" t="0" r="2540" b="6985"/>
             <wp:wrapTopAndBottom/>
-            <wp:docPr id="664840060" name="Picture 1"/>
+            <wp:docPr id="901902349" name="Picture 1"/>
             <wp:cNvGraphicFramePr>
               <a:graphicFrameLocks xmlns:a="http://schemas.openxmlformats.org/drawingml/2006/main" noChangeAspect="1"/>
             </wp:cNvGraphicFramePr>
@@ -777,11 +356,11 @@
               <a:graphicData uri="http://schemas.openxmlformats.org/drawingml/2006/picture">
                 <pic:pic xmlns:pic="http://schemas.openxmlformats.org/drawingml/2006/picture">
                   <pic:nvPicPr>
-                    <pic:cNvPr id="664840060" name=""/>
+                    <pic:cNvPr id="901902349" name=""/>
                     <pic:cNvPicPr/>
                   </pic:nvPicPr>
                   <pic:blipFill>
-                    <a:blip r:embed="rId11">
+                    <a:blip r:embed="rId11" cstate="print">
                       <a:extLst>
                         <a:ext uri="{28A0092B-C50C-407E-A947-70E740481C1C}">
                           <a14:useLocalDpi xmlns:a14="http://schemas.microsoft.com/office/drawing/2010/main" val="0"/>
@@ -795,7 +374,7 @@
                   <pic:spPr>
                     <a:xfrm>
                       <a:off x="0" y="0"/>
-                      <a:ext cx="5731510" cy="2569210"/>
+                      <a:ext cx="5731510" cy="1231265"/>
                     </a:xfrm>
                     <a:prstGeom prst="rect">
                       <a:avLst/>
@@ -804,76 +383,20 @@
                 </pic:pic>
               </a:graphicData>
             </a:graphic>
-            <wp14:sizeRelH relativeFrom="page">
-              <wp14:pctWidth>0</wp14:pctWidth>
-            </wp14:sizeRelH>
-            <wp14:sizeRelV relativeFrom="page">
-              <wp14:pctHeight>0</wp14:pctHeight>
-            </wp14:sizeRelV>
           </wp:anchor>
         </w:drawing>
       </w:r>
       <w:r>
-        <w:t xml:space="preserve">peta </w:t>
-      </w:r>
-      <w:proofErr w:type="spellStart"/>
-      <w:r>
-        <w:t>section</w:t>
-      </w:r>
-      <w:proofErr w:type="spellEnd"/>
+        <w:t>Tombol gimik</w:t>
+      </w:r>
     </w:p>
     <w:p>
       <w:pPr>
         <w:pStyle w:val="ListParagraph"/>
         <w:ind w:left="1080"/>
       </w:pPr>
-      <w:proofErr w:type="spellStart"/>
-      <w:r>
-        <w:t>Disini</w:t>
-      </w:r>
-      <w:proofErr w:type="spellEnd"/>
-      <w:r>
-        <w:t xml:space="preserve"> saya mencari inspirasi dari </w:t>
-      </w:r>
-      <w:proofErr w:type="spellStart"/>
-      <w:r>
-        <w:t>website</w:t>
-      </w:r>
-      <w:proofErr w:type="spellEnd"/>
-      <w:r>
-        <w:t xml:space="preserve"> W3SCHOOLS diajarkan pakai GRID, saya lupa saya mendapat inspirasi dari mana, </w:t>
-      </w:r>
-      <w:proofErr w:type="spellStart"/>
-      <w:r>
-        <w:t>seinget</w:t>
-      </w:r>
-      <w:proofErr w:type="spellEnd"/>
-      <w:r>
-        <w:t xml:space="preserve"> saya dari salah satu toko mainan </w:t>
-      </w:r>
-      <w:proofErr w:type="spellStart"/>
-      <w:r>
-        <w:t>yuang</w:t>
-      </w:r>
-      <w:proofErr w:type="spellEnd"/>
-      <w:r>
-        <w:t xml:space="preserve"> saya sempat  kunjungi ketika ke singapura, menurut saya ini </w:t>
-      </w:r>
-      <w:proofErr w:type="spellStart"/>
-      <w:r>
-        <w:t>design</w:t>
-      </w:r>
-      <w:proofErr w:type="spellEnd"/>
-      <w:r>
-        <w:t xml:space="preserve"> yang </w:t>
-      </w:r>
-      <w:proofErr w:type="spellStart"/>
-      <w:r>
-        <w:t>minimalistik</w:t>
-      </w:r>
-      <w:proofErr w:type="spellEnd"/>
-      <w:r>
-        <w:t xml:space="preserve"> dan nyaman dilihat.</w:t>
+      <w:r>
+        <w:t>Supaya dapet nilai saja eheheheheh, ya kalau aslinya buat ngajak sih</w:t>
       </w:r>
     </w:p>
     <w:p>
@@ -954,99 +477,57 @@
         </w:drawing>
       </w:r>
       <w:r>
-        <w:t xml:space="preserve">Saya juga menggunakan </w:t>
-      </w:r>
-      <w:proofErr w:type="spellStart"/>
-      <w:r>
-        <w:t>grid</w:t>
-      </w:r>
-      <w:proofErr w:type="spellEnd"/>
-      <w:r>
-        <w:t xml:space="preserve"> di sini. Supaya enak dilihat, saya mendapat inspirasi dari </w:t>
-      </w:r>
-      <w:proofErr w:type="spellStart"/>
-      <w:r>
-        <w:t>Pinterest</w:t>
-      </w:r>
-      <w:proofErr w:type="spellEnd"/>
-      <w:r>
-        <w:t xml:space="preserve"> yang lalu saya minta bantuan </w:t>
-      </w:r>
-      <w:proofErr w:type="spellStart"/>
-      <w:r>
-        <w:t>ai</w:t>
-      </w:r>
-      <w:proofErr w:type="spellEnd"/>
-      <w:r>
-        <w:t xml:space="preserve"> untuk membuat CSS </w:t>
-      </w:r>
-      <w:proofErr w:type="spellStart"/>
-      <w:r>
-        <w:t>html</w:t>
-      </w:r>
-      <w:proofErr w:type="spellEnd"/>
-      <w:r>
-        <w:t xml:space="preserve"> </w:t>
-      </w:r>
-      <w:proofErr w:type="spellStart"/>
-      <w:r>
-        <w:t>structure</w:t>
-      </w:r>
-      <w:proofErr w:type="spellEnd"/>
-      <w:r>
-        <w:t xml:space="preserve"> </w:t>
-      </w:r>
-      <w:proofErr w:type="spellStart"/>
-      <w:r>
-        <w:t>nya</w:t>
-      </w:r>
-      <w:proofErr w:type="spellEnd"/>
-      <w:r>
-        <w:t xml:space="preserve">. Lalu saya revisi  dengan </w:t>
-      </w:r>
-      <w:proofErr w:type="spellStart"/>
-      <w:r>
-        <w:t>merapihkan</w:t>
-      </w:r>
-      <w:proofErr w:type="spellEnd"/>
-      <w:r>
-        <w:t xml:space="preserve"> margin </w:t>
-      </w:r>
-      <w:proofErr w:type="spellStart"/>
-      <w:r>
-        <w:t>nya</w:t>
-      </w:r>
-      <w:proofErr w:type="spellEnd"/>
-      <w:r>
-        <w:t xml:space="preserve"> agar lebih cantik dilihat.</w:t>
-      </w:r>
+        <w:t>Saya juga menggunakan grid di sini. Supaya enak dilihat, saya mendapat inspirasi dari Pinterest yang lalu saya minta bantuan ai untuk membuat CSS html structure nya. Lalu saya revisi  dengan merapihkan margin nya agar lebih cantik dilihat.</w:t>
+      </w:r>
+    </w:p>
+    <w:p>
+      <w:pPr>
+        <w:ind w:left="720"/>
+      </w:pPr>
+      <w:r>
+        <w:br/>
+      </w:r>
+    </w:p>
+    <w:p>
+      <w:pPr>
+        <w:pStyle w:val="ListParagraph"/>
+        <w:ind w:left="1080"/>
+      </w:pPr>
     </w:p>
     <w:p>
       <w:pPr>
         <w:pStyle w:val="ListParagraph"/>
         <w:numPr>
-          <w:ilvl w:val="1"/>
+          <w:ilvl w:val="0"/>
           <w:numId w:val="1"/>
         </w:numPr>
+      </w:pPr>
+      <w:r>
+        <w:t>About page</w:t>
+      </w:r>
+    </w:p>
+    <w:p>
+      <w:pPr>
+        <w:pStyle w:val="ListParagraph"/>
+        <w:ind w:left="360"/>
       </w:pPr>
       <w:r>
         <w:rPr>
           <w:noProof/>
         </w:rPr>
-        <w:lastRenderedPageBreak/>
         <w:drawing>
-          <wp:anchor distT="0" distB="0" distL="114300" distR="114300" simplePos="0" relativeHeight="251662336" behindDoc="0" locked="0" layoutInCell="1" allowOverlap="1" wp14:anchorId="087081E2" wp14:editId="474678C3">
+          <wp:anchor distT="0" distB="0" distL="114300" distR="114300" simplePos="0" relativeHeight="251668480" behindDoc="0" locked="0" layoutInCell="1" allowOverlap="1" wp14:anchorId="7982A869" wp14:editId="368C646C">
             <wp:simplePos x="0" y="0"/>
             <wp:positionH relativeFrom="column">
-              <wp:posOffset>544286</wp:posOffset>
+              <wp:posOffset>228600</wp:posOffset>
             </wp:positionH>
             <wp:positionV relativeFrom="paragraph">
-              <wp:posOffset>315232</wp:posOffset>
+              <wp:posOffset>-2540</wp:posOffset>
             </wp:positionV>
-            <wp:extent cx="5731510" cy="2313305"/>
-            <wp:effectExtent l="0" t="0" r="2540" b="0"/>
+            <wp:extent cx="5731510" cy="2317115"/>
+            <wp:effectExtent l="0" t="0" r="2540" b="6985"/>
             <wp:wrapTopAndBottom/>
-            <wp:docPr id="1426035445" name="Picture 1"/>
+            <wp:docPr id="1059668361" name="Picture 1"/>
             <wp:cNvGraphicFramePr>
               <a:graphicFrameLocks xmlns:a="http://schemas.openxmlformats.org/drawingml/2006/main" noChangeAspect="1"/>
             </wp:cNvGraphicFramePr>
@@ -1054,11 +535,11 @@
               <a:graphicData uri="http://schemas.openxmlformats.org/drawingml/2006/picture">
                 <pic:pic xmlns:pic="http://schemas.openxmlformats.org/drawingml/2006/picture">
                   <pic:nvPicPr>
-                    <pic:cNvPr id="1426035445" name=""/>
+                    <pic:cNvPr id="1059668361" name=""/>
                     <pic:cNvPicPr/>
                   </pic:nvPicPr>
                   <pic:blipFill>
-                    <a:blip r:embed="rId13">
+                    <a:blip r:embed="rId13" cstate="print">
                       <a:extLst>
                         <a:ext uri="{28A0092B-C50C-407E-A947-70E740481C1C}">
                           <a14:useLocalDpi xmlns:a14="http://schemas.microsoft.com/office/drawing/2010/main" val="0"/>
@@ -1072,7 +553,7 @@
                   <pic:spPr>
                     <a:xfrm>
                       <a:off x="0" y="0"/>
-                      <a:ext cx="5731510" cy="2313305"/>
+                      <a:ext cx="5731510" cy="2317115"/>
                     </a:xfrm>
                     <a:prstGeom prst="rect">
                       <a:avLst/>
@@ -1081,105 +562,32 @@
                 </pic:pic>
               </a:graphicData>
             </a:graphic>
-            <wp14:sizeRelH relativeFrom="page">
-              <wp14:pctWidth>0</wp14:pctWidth>
-            </wp14:sizeRelH>
-            <wp14:sizeRelV relativeFrom="page">
-              <wp14:pctHeight>0</wp14:pctHeight>
-            </wp14:sizeRelV>
           </wp:anchor>
         </w:drawing>
       </w:r>
       <w:r>
-        <w:t>Kirim Pesan</w:t>
-      </w:r>
-      <w:r>
         <w:br/>
       </w:r>
-    </w:p>
-    <w:p>
-      <w:pPr>
-        <w:pStyle w:val="ListParagraph"/>
-        <w:ind w:left="1080"/>
-      </w:pPr>
-      <w:r>
-        <w:t xml:space="preserve">Di bagian ini saya menggunakan 2 div yang di set horizontal, ke dua bagian yaitu </w:t>
-      </w:r>
-      <w:proofErr w:type="spellStart"/>
-      <w:r>
-        <w:t>visitor</w:t>
-      </w:r>
-      <w:proofErr w:type="spellEnd"/>
-      <w:r>
-        <w:t xml:space="preserve"> detail dan </w:t>
-      </w:r>
-      <w:proofErr w:type="spellStart"/>
-      <w:r>
-        <w:t>contact</w:t>
-      </w:r>
-      <w:proofErr w:type="spellEnd"/>
-      <w:r>
-        <w:t xml:space="preserve"> </w:t>
-      </w:r>
-      <w:proofErr w:type="spellStart"/>
-      <w:r>
-        <w:t>form</w:t>
-      </w:r>
-      <w:proofErr w:type="spellEnd"/>
-      <w:r>
-        <w:t xml:space="preserve"> atau INFORMASI MARKAS dan KIRIM PESAN KE KOMANDAN. </w:t>
-      </w:r>
       <w:r>
         <w:br/>
       </w:r>
-    </w:p>
-    <w:p>
-      <w:pPr>
-        <w:pStyle w:val="ListParagraph"/>
-        <w:ind w:left="1080"/>
-      </w:pPr>
-    </w:p>
-    <w:p>
-      <w:pPr>
-        <w:pStyle w:val="ListParagraph"/>
-        <w:numPr>
-          <w:ilvl w:val="0"/>
-          <w:numId w:val="1"/>
-        </w:numPr>
-      </w:pPr>
-      <w:proofErr w:type="spellStart"/>
-      <w:r>
-        <w:t>About</w:t>
-      </w:r>
-      <w:proofErr w:type="spellEnd"/>
-      <w:r>
-        <w:t xml:space="preserve"> </w:t>
-      </w:r>
-      <w:proofErr w:type="spellStart"/>
-      <w:r>
-        <w:t>page</w:t>
-      </w:r>
-      <w:proofErr w:type="spellEnd"/>
       <w:r>
         <w:br/>
       </w:r>
+    </w:p>
+    <w:p>
+      <w:pPr>
+        <w:ind w:left="720"/>
+      </w:pPr>
       <w:r>
         <w:rPr>
           <w:noProof/>
         </w:rPr>
         <w:drawing>
-          <wp:anchor distT="0" distB="0" distL="114300" distR="114300" simplePos="0" relativeHeight="251663360" behindDoc="0" locked="0" layoutInCell="1" allowOverlap="1" wp14:anchorId="17A5E49B" wp14:editId="34A58EB9">
-            <wp:simplePos x="0" y="0"/>
-            <wp:positionH relativeFrom="column">
-              <wp:posOffset>228600</wp:posOffset>
-            </wp:positionH>
-            <wp:positionV relativeFrom="paragraph">
-              <wp:posOffset>215265</wp:posOffset>
-            </wp:positionV>
-            <wp:extent cx="5731510" cy="3365500"/>
-            <wp:effectExtent l="0" t="0" r="2540" b="6350"/>
-            <wp:wrapTopAndBottom/>
-            <wp:docPr id="507410078" name="Picture 1"/>
+          <wp:inline distT="0" distB="0" distL="0" distR="0" wp14:anchorId="7B92A66A" wp14:editId="71153020">
+            <wp:extent cx="5731510" cy="2130425"/>
+            <wp:effectExtent l="0" t="0" r="2540" b="3175"/>
+            <wp:docPr id="1014591683" name="Picture 1"/>
             <wp:cNvGraphicFramePr>
               <a:graphicFrameLocks xmlns:a="http://schemas.openxmlformats.org/drawingml/2006/main" noChangeAspect="1"/>
             </wp:cNvGraphicFramePr>
@@ -1187,17 +595,11 @@
               <a:graphicData uri="http://schemas.openxmlformats.org/drawingml/2006/picture">
                 <pic:pic xmlns:pic="http://schemas.openxmlformats.org/drawingml/2006/picture">
                   <pic:nvPicPr>
-                    <pic:cNvPr id="507410078" name=""/>
+                    <pic:cNvPr id="1014591683" name=""/>
                     <pic:cNvPicPr/>
                   </pic:nvPicPr>
                   <pic:blipFill>
-                    <a:blip r:embed="rId14">
-                      <a:extLst>
-                        <a:ext uri="{28A0092B-C50C-407E-A947-70E740481C1C}">
-                          <a14:useLocalDpi xmlns:a14="http://schemas.microsoft.com/office/drawing/2010/main" val="0"/>
-                        </a:ext>
-                      </a:extLst>
-                    </a:blip>
+                    <a:blip r:embed="rId14"/>
                     <a:stretch>
                       <a:fillRect/>
                     </a:stretch>
@@ -1205,7 +607,7 @@
                   <pic:spPr>
                     <a:xfrm>
                       <a:off x="0" y="0"/>
-                      <a:ext cx="5731510" cy="3365500"/>
+                      <a:ext cx="5731510" cy="2130425"/>
                     </a:xfrm>
                     <a:prstGeom prst="rect">
                       <a:avLst/>
@@ -1214,57 +616,15 @@
                 </pic:pic>
               </a:graphicData>
             </a:graphic>
-            <wp14:sizeRelH relativeFrom="page">
-              <wp14:pctWidth>0</wp14:pctWidth>
-            </wp14:sizeRelH>
-            <wp14:sizeRelV relativeFrom="page">
-              <wp14:pctHeight>0</wp14:pctHeight>
-            </wp14:sizeRelV>
-          </wp:anchor>
+          </wp:inline>
         </w:drawing>
       </w:r>
       <w:r>
-        <w:t xml:space="preserve">Saya </w:t>
-      </w:r>
-      <w:proofErr w:type="spellStart"/>
-      <w:r>
-        <w:t>mengguanakn</w:t>
-      </w:r>
-      <w:proofErr w:type="spellEnd"/>
-      <w:r>
-        <w:t xml:space="preserve"> </w:t>
-      </w:r>
-      <w:proofErr w:type="spellStart"/>
-      <w:r>
-        <w:t>Div</w:t>
-      </w:r>
-      <w:proofErr w:type="spellEnd"/>
-      <w:r>
-        <w:t xml:space="preserve"> per paragraf dan </w:t>
-      </w:r>
-      <w:proofErr w:type="spellStart"/>
-      <w:r>
-        <w:t>header</w:t>
-      </w:r>
-      <w:proofErr w:type="spellEnd"/>
-      <w:r>
-        <w:t xml:space="preserve">, </w:t>
-      </w:r>
-      <w:proofErr w:type="spellStart"/>
-      <w:r>
-        <w:t>marigin</w:t>
-      </w:r>
-      <w:proofErr w:type="spellEnd"/>
-      <w:r>
-        <w:t xml:space="preserve"> dipasang supaya baca </w:t>
-      </w:r>
-      <w:proofErr w:type="spellStart"/>
-      <w:r>
-        <w:t>nya</w:t>
-      </w:r>
-      <w:proofErr w:type="spellEnd"/>
-      <w:r>
-        <w:t xml:space="preserve"> lebih enak.</w:t>
+        <w:br/>
+      </w:r>
+      <w:r>
+        <w:br/>
+        <w:t>saya bikin page nya memiliki banyak div agar lebih mudah dibaca, margin nya saya sesuaikan dengan mata saya sehingga enak dilihat, CSS pun saya minta bantuan ai untuk mencari warna yang cocok dengan visi saya.</w:t>
       </w:r>
     </w:p>
     <w:p>
@@ -1277,28 +637,17 @@
       </w:pPr>
       <w:r>
         <w:lastRenderedPageBreak/>
-        <w:t>Servis</w:t>
-      </w:r>
-      <w:r>
-        <w:br/>
+        <w:t>Directory</w:t>
       </w:r>
       <w:r>
         <w:rPr>
           <w:noProof/>
         </w:rPr>
         <w:drawing>
-          <wp:anchor distT="0" distB="0" distL="114300" distR="114300" simplePos="0" relativeHeight="251664384" behindDoc="0" locked="0" layoutInCell="1" allowOverlap="1" wp14:anchorId="607BE038" wp14:editId="2AE8286F">
-            <wp:simplePos x="0" y="0"/>
-            <wp:positionH relativeFrom="column">
-              <wp:posOffset>228600</wp:posOffset>
-            </wp:positionH>
-            <wp:positionV relativeFrom="paragraph">
-              <wp:posOffset>217170</wp:posOffset>
-            </wp:positionV>
-            <wp:extent cx="5731510" cy="3342005"/>
+          <wp:inline distT="0" distB="0" distL="0" distR="0" wp14:anchorId="6732F9E5" wp14:editId="77E6FA6A">
+            <wp:extent cx="5731510" cy="2312670"/>
             <wp:effectExtent l="0" t="0" r="2540" b="0"/>
-            <wp:wrapTopAndBottom/>
-            <wp:docPr id="469054452" name="Picture 1"/>
+            <wp:docPr id="864797282" name="Picture 1"/>
             <wp:cNvGraphicFramePr>
               <a:graphicFrameLocks xmlns:a="http://schemas.openxmlformats.org/drawingml/2006/main" noChangeAspect="1"/>
             </wp:cNvGraphicFramePr>
@@ -1306,17 +655,11 @@
               <a:graphicData uri="http://schemas.openxmlformats.org/drawingml/2006/picture">
                 <pic:pic xmlns:pic="http://schemas.openxmlformats.org/drawingml/2006/picture">
                   <pic:nvPicPr>
-                    <pic:cNvPr id="469054452" name=""/>
+                    <pic:cNvPr id="864797282" name=""/>
                     <pic:cNvPicPr/>
                   </pic:nvPicPr>
                   <pic:blipFill>
-                    <a:blip r:embed="rId15">
-                      <a:extLst>
-                        <a:ext uri="{28A0092B-C50C-407E-A947-70E740481C1C}">
-                          <a14:useLocalDpi xmlns:a14="http://schemas.microsoft.com/office/drawing/2010/main" val="0"/>
-                        </a:ext>
-                      </a:extLst>
-                    </a:blip>
+                    <a:blip r:embed="rId15"/>
                     <a:stretch>
                       <a:fillRect/>
                     </a:stretch>
@@ -1324,7 +667,7 @@
                   <pic:spPr>
                     <a:xfrm>
                       <a:off x="0" y="0"/>
-                      <a:ext cx="5731510" cy="3342005"/>
+                      <a:ext cx="5731510" cy="2312670"/>
                     </a:xfrm>
                     <a:prstGeom prst="rect">
                       <a:avLst/>
@@ -1333,33 +676,15 @@
                 </pic:pic>
               </a:graphicData>
             </a:graphic>
-            <wp14:sizeRelH relativeFrom="page">
-              <wp14:pctWidth>0</wp14:pctWidth>
-            </wp14:sizeRelH>
-            <wp14:sizeRelV relativeFrom="page">
-              <wp14:pctHeight>0</wp14:pctHeight>
-            </wp14:sizeRelV>
-          </wp:anchor>
+          </wp:inline>
         </w:drawing>
       </w:r>
       <w:r>
-        <w:t xml:space="preserve">Sama, pakai </w:t>
-      </w:r>
-      <w:proofErr w:type="spellStart"/>
-      <w:r>
-        <w:t>grid</w:t>
-      </w:r>
-      <w:proofErr w:type="spellEnd"/>
-      <w:r>
-        <w:t xml:space="preserve">, saya pilih </w:t>
-      </w:r>
-      <w:proofErr w:type="spellStart"/>
-      <w:r>
-        <w:t>grid</w:t>
-      </w:r>
-      <w:proofErr w:type="spellEnd"/>
-      <w:r>
-        <w:t xml:space="preserve"> terus karena sangat mudah ditambahkan item jika dibutuhkan. </w:t>
+        <w:br/>
+        <w:t xml:space="preserve">Sama, pakai grid, saya pilih grid terus karena sangat mudah ditambahkan item jika dibutuhkan. </w:t>
+      </w:r>
+      <w:r>
+        <w:t>Disini saya menggunakan div juga sebagai kartu-kartu untuk mendisplay item.</w:t>
       </w:r>
     </w:p>
     <w:p>
@@ -1370,19 +695,12 @@
           <w:numId w:val="1"/>
         </w:numPr>
       </w:pPr>
-      <w:proofErr w:type="spellStart"/>
-      <w:r>
-        <w:t>Login</w:t>
-      </w:r>
-      <w:proofErr w:type="spellEnd"/>
-      <w:r>
-        <w:t>/</w:t>
-      </w:r>
-      <w:proofErr w:type="spellStart"/>
-      <w:r>
-        <w:t>SignupPage</w:t>
-      </w:r>
-      <w:proofErr w:type="spellEnd"/>
+      <w:r>
+        <w:t>Event Page</w:t>
+      </w:r>
+      <w:r>
+        <w:br/>
+      </w:r>
       <w:r>
         <w:br/>
       </w:r>
@@ -1391,10 +709,10 @@
           <w:noProof/>
         </w:rPr>
         <w:drawing>
-          <wp:inline distT="0" distB="0" distL="0" distR="0" wp14:anchorId="1F74324E" wp14:editId="4E20A19C">
-            <wp:extent cx="5731510" cy="3169920"/>
-            <wp:effectExtent l="0" t="0" r="2540" b="0"/>
-            <wp:docPr id="1536166781" name="Picture 1"/>
+          <wp:inline distT="0" distB="0" distL="0" distR="0" wp14:anchorId="737DC675" wp14:editId="360AB29E">
+            <wp:extent cx="5731510" cy="2355850"/>
+            <wp:effectExtent l="0" t="0" r="2540" b="6350"/>
+            <wp:docPr id="799479411" name="Picture 1"/>
             <wp:cNvGraphicFramePr>
               <a:graphicFrameLocks xmlns:a="http://schemas.openxmlformats.org/drawingml/2006/main" noChangeAspect="1"/>
             </wp:cNvGraphicFramePr>
@@ -1402,7 +720,7 @@
               <a:graphicData uri="http://schemas.openxmlformats.org/drawingml/2006/picture">
                 <pic:pic xmlns:pic="http://schemas.openxmlformats.org/drawingml/2006/picture">
                   <pic:nvPicPr>
-                    <pic:cNvPr id="1536166781" name=""/>
+                    <pic:cNvPr id="799479411" name=""/>
                     <pic:cNvPicPr/>
                   </pic:nvPicPr>
                   <pic:blipFill>
@@ -1414,7 +732,7 @@
                   <pic:spPr>
                     <a:xfrm>
                       <a:off x="0" y="0"/>
-                      <a:ext cx="5731510" cy="3169920"/>
+                      <a:ext cx="5731510" cy="2355850"/>
                     </a:xfrm>
                     <a:prstGeom prst="rect">
                       <a:avLst/>
@@ -1428,201 +746,154 @@
       </w:r>
       <w:r>
         <w:br/>
-        <w:t xml:space="preserve">saya bikin </w:t>
-      </w:r>
-      <w:proofErr w:type="spellStart"/>
-      <w:r>
-        <w:t>design</w:t>
-      </w:r>
-      <w:proofErr w:type="spellEnd"/>
-      <w:r>
+        <w:t xml:space="preserve">saya bikin design login/sign up nya simple, mengikuti website-website awal 2020an karena itu batas kemampuan saya tanpa menggunakan ai berlebihan, dan yang saya mengerti hehe. Saya bikin simplistik supaya tidak terlalu mmendistraksi atau menyakiti mata pengunjung. </w:t>
+      </w:r>
+      <w:r>
+        <w:t>Event page juga menggunakan grid.</w:t>
+      </w:r>
+    </w:p>
+    <w:p>
+      <w:pPr>
+        <w:pStyle w:val="ListParagraph"/>
+        <w:numPr>
+          <w:ilvl w:val="0"/>
+          <w:numId w:val="1"/>
+        </w:numPr>
+      </w:pPr>
+      <w:r>
+        <w:lastRenderedPageBreak/>
+        <w:t>Newsletter</w:t>
+      </w:r>
+      <w:r>
+        <w:br/>
+      </w:r>
+      <w:r>
+        <w:rPr>
+          <w:noProof/>
+        </w:rPr>
+        <w:drawing>
+          <wp:inline distT="0" distB="0" distL="0" distR="0" wp14:anchorId="7A7170EC" wp14:editId="757E786C">
+            <wp:extent cx="5731510" cy="6671310"/>
+            <wp:effectExtent l="0" t="0" r="2540" b="0"/>
+            <wp:docPr id="378512213" name="Picture 1"/>
+            <wp:cNvGraphicFramePr>
+              <a:graphicFrameLocks xmlns:a="http://schemas.openxmlformats.org/drawingml/2006/main" noChangeAspect="1"/>
+            </wp:cNvGraphicFramePr>
+            <a:graphic xmlns:a="http://schemas.openxmlformats.org/drawingml/2006/main">
+              <a:graphicData uri="http://schemas.openxmlformats.org/drawingml/2006/picture">
+                <pic:pic xmlns:pic="http://schemas.openxmlformats.org/drawingml/2006/picture">
+                  <pic:nvPicPr>
+                    <pic:cNvPr id="378512213" name=""/>
+                    <pic:cNvPicPr/>
+                  </pic:nvPicPr>
+                  <pic:blipFill>
+                    <a:blip r:embed="rId17"/>
+                    <a:stretch>
+                      <a:fillRect/>
+                    </a:stretch>
+                  </pic:blipFill>
+                  <pic:spPr>
+                    <a:xfrm>
+                      <a:off x="0" y="0"/>
+                      <a:ext cx="5731510" cy="6671310"/>
+                    </a:xfrm>
+                    <a:prstGeom prst="rect">
+                      <a:avLst/>
+                    </a:prstGeom>
+                  </pic:spPr>
+                </pic:pic>
+              </a:graphicData>
+            </a:graphic>
+          </wp:inline>
+        </w:drawing>
+      </w:r>
+    </w:p>
+    <w:p>
+      <w:pPr>
+        <w:pStyle w:val="ListParagraph"/>
+        <w:ind w:left="360" w:firstLine="360"/>
+      </w:pPr>
+      <w:r>
+        <w:t>Form sederhana dengan fungsi javascript untuk mengidentifikasi kesalahan jika ada</w:t>
+      </w:r>
+      <w:r>
+        <w:t>. Saya menggunakan refrensi dari kelas, jadi tidak ada REGEX sama sekali, kemungkinan besar ada banyaak bug, tapi setelah saya  tanya AI harus nya cukup aman.</w:t>
+      </w:r>
+      <w:r>
+        <w:br/>
+      </w:r>
+      <w:r>
+        <w:br/>
+        <w:t>Source Image: Gemini LLM NANO BANANA</w:t>
+      </w:r>
+    </w:p>
+    <w:p>
+      <w:pPr>
+        <w:pStyle w:val="ListParagraph"/>
+        <w:ind w:left="360" w:firstLine="360"/>
+        <w:rPr>
+          <w:lang w:val="en-ID"/>
+        </w:rPr>
+      </w:pPr>
+      <w:hyperlink r:id="rId18" w:history="1">
+        <w:r>
+          <w:rPr>
+            <w:rStyle w:val="Hyperlink"/>
+            <w:lang w:val="en-ID"/>
+          </w:rPr>
+          <w:t>https://www.taman-anggrek-mall.com/images/v12mtalands.webp</w:t>
+        </w:r>
+      </w:hyperlink>
+      <w:r>
+        <w:rPr>
+          <w:lang w:val="en-ID"/>
+        </w:rPr>
         <w:t xml:space="preserve"> </w:t>
       </w:r>
-      <w:proofErr w:type="spellStart"/>
-      <w:r>
-        <w:t>login</w:t>
-      </w:r>
-      <w:proofErr w:type="spellEnd"/>
-      <w:r>
-        <w:t>/</w:t>
-      </w:r>
-      <w:proofErr w:type="spellStart"/>
-      <w:r>
-        <w:t>sign</w:t>
-      </w:r>
-      <w:proofErr w:type="spellEnd"/>
-      <w:r>
+    </w:p>
+    <w:p>
+      <w:pPr>
+        <w:pStyle w:val="ListParagraph"/>
+        <w:ind w:left="360" w:firstLine="360"/>
+        <w:rPr>
+          <w:lang w:val="en-ID"/>
+        </w:rPr>
+      </w:pPr>
+      <w:r>
+        <w:rPr>
+          <w:lang w:val="en-ID"/>
+        </w:rPr>
+        <w:t>GOOGLE IMAGES</w:t>
+      </w:r>
+    </w:p>
+    <w:p>
+      <w:pPr>
+        <w:pStyle w:val="ListParagraph"/>
+        <w:ind w:left="360" w:firstLine="360"/>
+      </w:pPr>
+      <w:r>
+        <w:lastRenderedPageBreak/>
         <w:t xml:space="preserve"> </w:t>
       </w:r>
-      <w:proofErr w:type="spellStart"/>
-      <w:r>
-        <w:t>up</w:t>
-      </w:r>
-      <w:proofErr w:type="spellEnd"/>
+      <w:r>
+        <w:br/>
+        <w:t>Source Color : Me</w:t>
+      </w:r>
+      <w:r>
+        <w:t xml:space="preserve"> , ADOBE COLOR PALLET &amp; GEMINI AI</w:t>
+      </w:r>
+      <w:r>
+        <w:br/>
+        <w:t>Source Web: Pinterest, Multiple Unidentified Websites.</w:t>
+      </w:r>
+      <w:r>
+        <w:br/>
+        <w:t>Figma:</w:t>
+      </w:r>
       <w:r>
         <w:t xml:space="preserve"> </w:t>
       </w:r>
-      <w:proofErr w:type="spellStart"/>
-      <w:r>
-        <w:t>nya</w:t>
-      </w:r>
-      <w:proofErr w:type="spellEnd"/>
-      <w:r>
-        <w:t xml:space="preserve"> </w:t>
-      </w:r>
-      <w:proofErr w:type="spellStart"/>
-      <w:r>
-        <w:t>simple</w:t>
-      </w:r>
-      <w:proofErr w:type="spellEnd"/>
-      <w:r>
-        <w:t xml:space="preserve">, mengikuti </w:t>
-      </w:r>
-      <w:proofErr w:type="spellStart"/>
-      <w:r>
-        <w:t>website-website</w:t>
-      </w:r>
-      <w:proofErr w:type="spellEnd"/>
-      <w:r>
-        <w:t xml:space="preserve"> awal 2020an karena itu batas kemampuan saya tanpa menggunakan </w:t>
-      </w:r>
-      <w:proofErr w:type="spellStart"/>
-      <w:r>
-        <w:t>ai</w:t>
-      </w:r>
-      <w:proofErr w:type="spellEnd"/>
-      <w:r>
-        <w:t xml:space="preserve"> berlebihan, dan yang saya mengerti </w:t>
-      </w:r>
-      <w:proofErr w:type="spellStart"/>
-      <w:r>
-        <w:t>hehe</w:t>
-      </w:r>
-      <w:proofErr w:type="spellEnd"/>
-      <w:r>
-        <w:t xml:space="preserve">. Saya bikin </w:t>
-      </w:r>
-      <w:proofErr w:type="spellStart"/>
-      <w:r>
-        <w:t>simplistik</w:t>
-      </w:r>
-      <w:proofErr w:type="spellEnd"/>
-      <w:r>
-        <w:t xml:space="preserve"> supaya tidak terlalu </w:t>
-      </w:r>
-      <w:proofErr w:type="spellStart"/>
-      <w:r>
-        <w:t>mmendistraksi</w:t>
-      </w:r>
-      <w:proofErr w:type="spellEnd"/>
-      <w:r>
-        <w:t xml:space="preserve"> atau menyakiti mata pengunjung. </w:t>
-      </w:r>
-      <w:r>
-        <w:br/>
-      </w:r>
-      <w:r>
-        <w:br/>
-      </w:r>
-      <w:proofErr w:type="spellStart"/>
-      <w:r>
-        <w:t>Source</w:t>
-      </w:r>
-      <w:proofErr w:type="spellEnd"/>
-      <w:r>
-        <w:t xml:space="preserve"> </w:t>
-      </w:r>
-      <w:proofErr w:type="spellStart"/>
-      <w:r>
-        <w:t>Image</w:t>
-      </w:r>
-      <w:proofErr w:type="spellEnd"/>
-      <w:r>
-        <w:t>: Gemini LLM NANO BANANA</w:t>
-      </w:r>
-      <w:r>
-        <w:br/>
-      </w:r>
-      <w:proofErr w:type="spellStart"/>
-      <w:r>
-        <w:lastRenderedPageBreak/>
-        <w:t>Source</w:t>
-      </w:r>
-      <w:proofErr w:type="spellEnd"/>
-      <w:r>
-        <w:t xml:space="preserve"> </w:t>
-      </w:r>
-      <w:proofErr w:type="spellStart"/>
-      <w:r>
-        <w:t>Color</w:t>
-      </w:r>
-      <w:proofErr w:type="spellEnd"/>
-      <w:r>
-        <w:t xml:space="preserve"> : </w:t>
-      </w:r>
-      <w:proofErr w:type="spellStart"/>
-      <w:r>
-        <w:t>Me</w:t>
-      </w:r>
-      <w:proofErr w:type="spellEnd"/>
-      <w:r>
-        <w:br/>
-      </w:r>
-      <w:proofErr w:type="spellStart"/>
-      <w:r>
-        <w:t>Source</w:t>
-      </w:r>
-      <w:proofErr w:type="spellEnd"/>
-      <w:r>
-        <w:t xml:space="preserve"> Web: </w:t>
-      </w:r>
-      <w:proofErr w:type="spellStart"/>
-      <w:r>
-        <w:t>Pinterest</w:t>
-      </w:r>
-      <w:proofErr w:type="spellEnd"/>
-      <w:r>
-        <w:t xml:space="preserve">, </w:t>
-      </w:r>
-      <w:proofErr w:type="spellStart"/>
-      <w:r>
-        <w:t>Multiple</w:t>
-      </w:r>
-      <w:proofErr w:type="spellEnd"/>
-      <w:r>
-        <w:t xml:space="preserve"> </w:t>
-      </w:r>
-      <w:proofErr w:type="spellStart"/>
-      <w:r>
-        <w:t>Unidentified</w:t>
-      </w:r>
-      <w:proofErr w:type="spellEnd"/>
-      <w:r>
-        <w:t xml:space="preserve"> </w:t>
-      </w:r>
-      <w:proofErr w:type="spellStart"/>
-      <w:r>
-        <w:t>Websites</w:t>
-      </w:r>
-      <w:proofErr w:type="spellEnd"/>
-      <w:r>
-        <w:t>.</w:t>
-      </w:r>
-      <w:r>
-        <w:br/>
-      </w:r>
-      <w:proofErr w:type="spellStart"/>
-      <w:r>
-        <w:t>Figma</w:t>
-      </w:r>
-      <w:proofErr w:type="spellEnd"/>
-      <w:r>
-        <w:t>:</w:t>
-      </w:r>
-      <w:r>
-        <w:t xml:space="preserve"> </w:t>
-      </w:r>
-      <w:hyperlink r:id="rId17" w:history="1">
+      <w:hyperlink r:id="rId19" w:history="1">
         <w:r>
           <w:rPr>
             <w:rStyle w:val="Hyperlink"/>
@@ -1635,16 +906,9 @@
       </w:r>
       <w:r>
         <w:br/>
-      </w:r>
-      <w:proofErr w:type="spellStart"/>
-      <w:r>
-        <w:t>GithubPage</w:t>
-      </w:r>
-      <w:proofErr w:type="spellEnd"/>
-      <w:r>
-        <w:t xml:space="preserve">: </w:t>
-      </w:r>
-      <w:hyperlink r:id="rId18" w:history="1">
+        <w:t xml:space="preserve">GithubPage: </w:t>
+      </w:r>
+      <w:hyperlink r:id="rId20" w:history="1">
         <w:r>
           <w:rPr>
             <w:rStyle w:val="Hyperlink"/>
